--- a/public/template/Spesifikasi Pekerjaan Konsultansi Konstruksi RKST - Template.docx
+++ b/public/template/Spesifikasi Pekerjaan Konsultansi Konstruksi RKST - Template.docx
@@ -2175,14 +2175,6 @@
           <w:color w:val="000000" w:themeColor="text1"/>
         </w:rPr>
         <w:t>${nama_divisi}</w:t>
-      </w:r>
-      <w:r>
-        <w:rPr>
-          <w:rFonts w:ascii="Arial" w:hAnsi="Arial" w:cs="Arial"/>
-          <w:b/>
-          <w:bCs/>
-        </w:rPr>
-        <w:t>.................................</w:t>
       </w:r>
     </w:p>
     <w:p>
